--- a/HN-KS25-CNTT1-TrinhHuyHoang-De03.docx
+++ b/HN-KS25-CNTT1-TrinhHuyHoang-De03.docx
@@ -10,7 +10,7 @@
         <w:rPr>
           <w:rtl w:val="0"/>
         </w:rPr>
-        <w:t xml:space="preserve">Link Figma: https://www.figma.com/design/lIHo972XabQpjR11Vqnfxf/%C4%90%E1%BB%81-03---%C4%90%C4%83ng-k%C3%BD-kh%C3%B3a-h%E1%BB%8Dc---Tr%E1%BB%8Bnh-Huy-Ho%C3%A0ng---CNTT1?node-id=0-1&amp;t=t7VZkL2bpTJqxyQa-1</w:t>
+        <w:t xml:space="preserve">Link Figma: https://www.figma.com/design/lIHo972XabQpjR11Vqnfxf/HN-KS25-CNTT1-TrinhHuyHoang-De03?node-id=0-1&amp;t=t7VZkL2bpTJqxyQa-1</w:t>
       </w:r>
     </w:p>
     <w:p>
@@ -1854,12 +1854,12 @@
           <wp:inline distB="114300" distT="114300" distL="114300" distR="114300">
             <wp:extent cx="5943600" cy="5676900"/>
             <wp:effectExtent b="0" l="0" r="0" t="0"/>
-            <wp:docPr id="1" name="image2.png"/>
+            <wp:docPr id="1" name="image1.png"/>
             <a:graphic>
               <a:graphicData uri="http://schemas.openxmlformats.org/drawingml/2006/picture">
                 <pic:pic>
                   <pic:nvPicPr>
-                    <pic:cNvPr id="0" name="image2.png"/>
+                    <pic:cNvPr id="0" name="image1.png"/>
                     <pic:cNvPicPr preferRelativeResize="0"/>
                   </pic:nvPicPr>
                   <pic:blipFill>
@@ -1918,12 +1918,12 @@
           <wp:inline distB="114300" distT="114300" distL="114300" distR="114300">
             <wp:extent cx="5943600" cy="3962400"/>
             <wp:effectExtent b="0" l="0" r="0" t="0"/>
-            <wp:docPr id="2" name="image1.png"/>
+            <wp:docPr id="2" name="image2.png"/>
             <a:graphic>
               <a:graphicData uri="http://schemas.openxmlformats.org/drawingml/2006/picture">
                 <pic:pic>
                   <pic:nvPicPr>
-                    <pic:cNvPr id="0" name="image1.png"/>
+                    <pic:cNvPr id="0" name="image2.png"/>
                     <pic:cNvPicPr preferRelativeResize="0"/>
                   </pic:nvPicPr>
                   <pic:blipFill>
